--- a/Manuals/01_English/07_Set_Ecosystem_Tutorial.docx
+++ b/Manuals/01_English/07_Set_Ecosystem_Tutorial.docx
@@ -897,7 +897,7 @@
         <w:pStyle w:val="ListBullet"/>
       </w:pPr>
       <w:r>
-        <w:t>Start with folders 01–05: load the asset baseline and test BUY and SELL separately.</w:t>
+        <w:t>Browse by class and asset: each asset carries the 11 system types (01_SLTP to 11_SIGNAL_ONLY), one set per side (BUY/SELL; BOTH for the unified grid) and two entry variants — MULTI contests indicators 0–10 on a single axis, ICHIMOKU has its own file.</w:t>
       </w:r>
     </w:p>
     <w:p>
@@ -905,7 +905,7 @@
         <w:pStyle w:val="ListBullet"/>
       </w:pPr>
       <w:r>
-        <w:t>Use folder 06 for controlled one-axis research; do not mix changes before measuring their effect.</w:t>
+        <w:t>Phase 1 is region discovery: run the genetic optimizer on the set as shipped — the full entry group (indicator, method, timeframe, applied price, periods), the system's exits and the filter switches, all at once.</w:t>
       </w:r>
     </w:p>
     <w:p>
@@ -913,7 +913,7 @@
         <w:pStyle w:val="ListBullet"/>
       </w:pPr>
       <w:r>
-        <w:t>Use folder 07 to compare indicator, entry method and management archetype.</w:t>
+        <w:t>From the following rounds on, lock (Y→N) the written inputs — enums and booleans — decided by the previous phase and keep only the numeric ones open; each filter's tuning only enters if its switch survived enabled.</w:t>
       </w:r>
     </w:p>
     <w:p>
@@ -921,7 +921,7 @@
         <w:pStyle w:val="ListBullet"/>
       </w:pPr>
       <w:r>
-        <w:t>Use folder 08 for filter stacks and verify that the statistical sample remains adequate.</w:t>
+        <w:t>The ATR entry filter (EntradaATR) exists only in the grid systems; everywhere else it stays off by design.</w:t>
       </w:r>
     </w:p>
     <w:p>
@@ -929,7 +929,7 @@
         <w:pStyle w:val="ListBullet"/>
       </w:pPr>
       <w:r>
-        <w:t>Use folder 09 to compare risk engines only in documented compatible combinations.</w:t>
+        <w:t>Validate the winner on real ticks: the divergence against OHLC and the out-of-sample retention decide, never in-sample profit.</w:t>
       </w:r>
     </w:p>
     <w:p>
@@ -937,7 +937,7 @@
         <w:pStyle w:val="ListBullet"/>
       </w:pPr>
       <w:r>
-        <w:t>Use folder 10 to test exit stacks while keeping the entry system frozen.</w:t>
+        <w:t>After the real-tick pass, switch position sizing to Percentage and run again: only promote if it passes too — and that is the mode the set should trade in.</w:t>
       </w:r>
     </w:p>
     <w:p>
